--- a/Ambiente Virtual Estudos/Ambiente Virtual.docx
+++ b/Ambiente Virtual Estudos/Ambiente Virtual.docx
@@ -1,6 +1,6 @@
 
 <file path=word/document.xml><?xml version="1.0" encoding="utf-8"?>
-<w:document xmlns:wpc="http://schemas.microsoft.com/office/word/2010/wordprocessingCanvas" xmlns:cx="http://schemas.microsoft.com/office/drawing/2014/chartex" xmlns:cx1="http://schemas.microsoft.com/office/drawing/2015/9/8/chartex" xmlns:cx2="http://schemas.microsoft.com/office/drawing/2015/10/21/chartex" xmlns:cx3="http://schemas.microsoft.com/office/drawing/2016/5/9/chartex" xmlns:cx4="http://schemas.microsoft.com/office/drawing/2016/5/10/chartex" xmlns:cx5="http://schemas.microsoft.com/office/drawing/2016/5/11/chartex" xmlns:cx6="http://schemas.microsoft.com/office/drawing/2016/5/12/chartex" xmlns:cx7="http://schemas.microsoft.com/office/drawing/2016/5/13/chartex" xmlns:cx8="http://schemas.microsoft.com/office/drawing/2016/5/14/chartex" xmlns:mc="http://schemas.openxmlformats.org/markup-compatibility/2006" xmlns:aink="http://schemas.microsoft.com/office/drawing/2016/ink" xmlns:am3d="http://schemas.microsoft.com/office/drawing/2017/model3d" xmlns:o="urn:schemas-microsoft-com:office:office" xmlns:oel="http://schemas.microsoft.com/office/2019/extlst" xmlns:r="http://schemas.openxmlformats.org/officeDocument/2006/relationships" xmlns:m="http://schemas.openxmlformats.org/officeDocument/2006/math" xmlns:v="urn:schemas-microsoft-com:vml" xmlns:wp14="http://schemas.microsoft.com/office/word/2010/wordprocessingDrawing" xmlns:wp="http://schemas.openxmlformats.org/drawingml/2006/wordprocessingDrawing" xmlns:w10="urn:schemas-microsoft-com:office:word" xmlns:w="http://schemas.openxmlformats.org/wordprocessingml/2006/main" xmlns:w14="http://schemas.microsoft.com/office/word/2010/wordml" xmlns:w15="http://schemas.microsoft.com/office/word/2012/wordml" xmlns:w16cei="http://schemas.microsoft.com/office/word/2026/wordml/cei" xmlns:w16cex="http://schemas.microsoft.com/office/word/2018/wordml/cex" xmlns:w16cid="http://schemas.microsoft.com/office/word/2016/wordml/cid" xmlns:w16="http://schemas.microsoft.com/office/word/2018/wordml" xmlns:w16du="http://schemas.microsoft.com/office/word/2023/wordml/word16du" xmlns:w16sdtdh="http://schemas.microsoft.com/office/word/2020/wordml/sdtdatahash" xmlns:w16sdtfl="http://schemas.microsoft.com/office/word/2024/wordml/sdtformatlock" xmlns:w16se="http://schemas.microsoft.com/office/word/2015/wordml/symex" xmlns:wpg="http://schemas.microsoft.com/office/word/2010/wordprocessingGroup" xmlns:wpi="http://schemas.microsoft.com/office/word/2010/wordprocessingInk" xmlns:wne="http://schemas.microsoft.com/office/word/2006/wordml" xmlns:wps="http://schemas.microsoft.com/office/word/2010/wordprocessingShape" mc:Ignorable="w14 w15 w16se w16cid w16 w16cex w16sdtdh w16sdtfl w16du wp14">
+<w:document xmlns:wpc="http://schemas.microsoft.com/office/word/2010/wordprocessingCanvas" xmlns:cx="http://schemas.microsoft.com/office/drawing/2014/chartex" xmlns:cx1="http://schemas.microsoft.com/office/drawing/2015/9/8/chartex" xmlns:cx2="http://schemas.microsoft.com/office/drawing/2015/10/21/chartex" xmlns:cx3="http://schemas.microsoft.com/office/drawing/2016/5/9/chartex" xmlns:cx4="http://schemas.microsoft.com/office/drawing/2016/5/10/chartex" xmlns:cx5="http://schemas.microsoft.com/office/drawing/2016/5/11/chartex" xmlns:cx6="http://schemas.microsoft.com/office/drawing/2016/5/12/chartex" xmlns:cx7="http://schemas.microsoft.com/office/drawing/2016/5/13/chartex" xmlns:cx8="http://schemas.microsoft.com/office/drawing/2016/5/14/chartex" xmlns:mc="http://schemas.openxmlformats.org/markup-compatibility/2006" xmlns:aink="http://schemas.microsoft.com/office/drawing/2016/ink" xmlns:am3d="http://schemas.microsoft.com/office/drawing/2017/model3d" xmlns:o="urn:schemas-microsoft-com:office:office" xmlns:oel="http://schemas.microsoft.com/office/2019/extlst" xmlns:r="http://schemas.openxmlformats.org/officeDocument/2006/relationships" xmlns:m="http://schemas.openxmlformats.org/officeDocument/2006/math" xmlns:v="urn:schemas-microsoft-com:vml" xmlns:wp14="http://schemas.microsoft.com/office/word/2010/wordprocessingDrawing" xmlns:wp="http://schemas.openxmlformats.org/drawingml/2006/wordprocessingDrawing" xmlns:w10="urn:schemas-microsoft-com:office:word" xmlns:w="http://schemas.openxmlformats.org/wordprocessingml/2006/main" xmlns:w14="http://schemas.microsoft.com/office/word/2010/wordml" xmlns:w15="http://schemas.microsoft.com/office/word/2012/wordml" xmlns:w16cex="http://schemas.microsoft.com/office/word/2018/wordml/cex" xmlns:w16cid="http://schemas.microsoft.com/office/word/2016/wordml/cid" xmlns:w16="http://schemas.microsoft.com/office/word/2018/wordml" xmlns:w16du="http://schemas.microsoft.com/office/word/2023/wordml/word16du" xmlns:w16sdtdh="http://schemas.microsoft.com/office/word/2020/wordml/sdtdatahash" xmlns:w16sdtfl="http://schemas.microsoft.com/office/word/2024/wordml/sdtformatlock" xmlns:w16se="http://schemas.microsoft.com/office/word/2015/wordml/symex" xmlns:wpg="http://schemas.microsoft.com/office/word/2010/wordprocessingGroup" xmlns:wpi="http://schemas.microsoft.com/office/word/2010/wordprocessingInk" xmlns:wne="http://schemas.microsoft.com/office/word/2006/wordml" xmlns:wps="http://schemas.microsoft.com/office/word/2010/wordprocessingShape" mc:Ignorable="w14 w15 w16se w16cid w16 w16cex w16sdtdh w16sdtfl w16du wp14">
   <w:body>
     <w:p>
       <w:pPr>
@@ -24,16 +24,32 @@
     </w:p>
     <w:p>
       <w:pPr>
-        <w:rPr>
-          <w:i/>
-          <w:iCs/>
+        <w:jc w:val="center"/>
+        <w:rPr>
+          <w:b/>
+          <w:bCs/>
+          <w:sz w:val="48"/>
+          <w:szCs w:val="48"/>
+        </w:rPr>
+      </w:pPr>
+    </w:p>
+    <w:p>
+      <w:pPr>
+        <w:jc w:val="center"/>
+        <w:rPr>
+          <w:b/>
+          <w:bCs/>
+          <w:sz w:val="32"/>
+          <w:szCs w:val="32"/>
           <w:u w:val="single"/>
         </w:rPr>
       </w:pPr>
       <w:r>
         <w:rPr>
-          <w:i/>
-          <w:iCs/>
+          <w:b/>
+          <w:bCs/>
+          <w:sz w:val="32"/>
+          <w:szCs w:val="32"/>
           <w:u w:val="single"/>
         </w:rPr>
         <w:t>CRIANDO AMBIENTE VIRTUAL</w:t>
@@ -42,6 +58,144 @@
     <w:p>
       <w:r>
         <w:t xml:space="preserve">No terminal: </w:t>
+      </w:r>
+    </w:p>
+    <w:p>
+      <w:pPr>
+        <w:jc w:val="center"/>
+        <w:rPr>
+          <w:b/>
+          <w:bCs/>
+        </w:rPr>
+      </w:pPr>
+      <w:proofErr w:type="spellStart"/>
+      <w:r>
+        <w:rPr>
+          <w:b/>
+          <w:bCs/>
+        </w:rPr>
+        <w:t>python</w:t>
+      </w:r>
+      <w:proofErr w:type="spellEnd"/>
+      <w:r>
+        <w:rPr>
+          <w:b/>
+          <w:bCs/>
+        </w:rPr>
+        <w:t xml:space="preserve"> -m </w:t>
+      </w:r>
+      <w:proofErr w:type="spellStart"/>
+      <w:proofErr w:type="gramStart"/>
+      <w:r>
+        <w:rPr>
+          <w:b/>
+          <w:bCs/>
+        </w:rPr>
+        <w:t>venv</w:t>
+      </w:r>
+      <w:proofErr w:type="spellEnd"/>
+      <w:r>
+        <w:rPr>
+          <w:b/>
+          <w:bCs/>
+        </w:rPr>
+        <w:t xml:space="preserve"> .</w:t>
+      </w:r>
+      <w:proofErr w:type="spellStart"/>
+      <w:r>
+        <w:rPr>
+          <w:b/>
+          <w:bCs/>
+        </w:rPr>
+        <w:t>venv</w:t>
+      </w:r>
+      <w:proofErr w:type="spellEnd"/>
+      <w:proofErr w:type="gramEnd"/>
+      <w:r>
+        <w:rPr>
+          <w:b/>
+          <w:bCs/>
+        </w:rPr>
+        <w:br/>
+      </w:r>
+      <w:proofErr w:type="spellStart"/>
+      <w:r>
+        <w:rPr>
+          <w:b/>
+          <w:bCs/>
+        </w:rPr>
+        <w:t>py</w:t>
+      </w:r>
+      <w:proofErr w:type="spellEnd"/>
+      <w:r>
+        <w:rPr>
+          <w:b/>
+          <w:bCs/>
+        </w:rPr>
+        <w:t xml:space="preserve"> -m </w:t>
+      </w:r>
+      <w:proofErr w:type="spellStart"/>
+      <w:proofErr w:type="gramStart"/>
+      <w:r>
+        <w:rPr>
+          <w:b/>
+          <w:bCs/>
+        </w:rPr>
+        <w:t>venv</w:t>
+      </w:r>
+      <w:proofErr w:type="spellEnd"/>
+      <w:r>
+        <w:rPr>
+          <w:b/>
+          <w:bCs/>
+        </w:rPr>
+        <w:t xml:space="preserve"> .</w:t>
+      </w:r>
+      <w:proofErr w:type="spellStart"/>
+      <w:r>
+        <w:rPr>
+          <w:b/>
+          <w:bCs/>
+        </w:rPr>
+        <w:t>venv</w:t>
+      </w:r>
+      <w:proofErr w:type="spellEnd"/>
+      <w:proofErr w:type="gramEnd"/>
+    </w:p>
+    <w:p>
+      <w:pPr>
+        <w:jc w:val="center"/>
+        <w:rPr>
+          <w:b/>
+          <w:bCs/>
+        </w:rPr>
+      </w:pPr>
+    </w:p>
+    <w:p>
+      <w:pPr>
+        <w:jc w:val="center"/>
+        <w:rPr>
+          <w:b/>
+          <w:bCs/>
+          <w:sz w:val="32"/>
+          <w:szCs w:val="32"/>
+          <w:u w:val="single"/>
+        </w:rPr>
+      </w:pPr>
+      <w:r>
+        <w:rPr>
+          <w:b/>
+          <w:bCs/>
+          <w:sz w:val="32"/>
+          <w:szCs w:val="32"/>
+          <w:u w:val="single"/>
+        </w:rPr>
+        <w:t>ATIVAR O AMBIENTE VIRTUAL</w:t>
+      </w:r>
+    </w:p>
+    <w:p>
+      <w:r>
+        <w:t>Após criar, é necessário ativar o ambiente:</w:t>
       </w:r>
     </w:p>
     <w:p>
@@ -52,24 +206,22 @@
           <w:numId w:val="1"/>
         </w:numPr>
       </w:pPr>
-      <w:proofErr w:type="spellStart"/>
-      <w:r>
-        <w:rPr>
-          <w:b/>
-          <w:bCs/>
-        </w:rPr>
-        <w:t>python</w:t>
-      </w:r>
-      <w:proofErr w:type="spellEnd"/>
-      <w:r>
-        <w:rPr>
-          <w:b/>
-          <w:bCs/>
-        </w:rPr>
-        <w:t xml:space="preserve"> -m </w:t>
-      </w:r>
-      <w:proofErr w:type="spellStart"/>
-      <w:proofErr w:type="gramStart"/>
+      <w:r>
+        <w:t>CMD</w:t>
+      </w:r>
+    </w:p>
+    <w:p>
+      <w:pPr>
+        <w:pStyle w:val="PargrafodaLista"/>
+      </w:pPr>
+      <w:r>
+        <w:rPr>
+          <w:b/>
+          <w:bCs/>
+        </w:rPr>
+        <w:t>.</w:t>
+      </w:r>
+      <w:proofErr w:type="spellStart"/>
       <w:r>
         <w:rPr>
           <w:b/>
@@ -83,18 +235,8 @@
           <w:b/>
           <w:bCs/>
         </w:rPr>
-        <w:t xml:space="preserve"> .</w:t>
-      </w:r>
-      <w:proofErr w:type="spellStart"/>
-      <w:r>
-        <w:rPr>
-          <w:b/>
-          <w:bCs/>
-        </w:rPr>
-        <w:t>venv</w:t>
-      </w:r>
-      <w:proofErr w:type="spellEnd"/>
-      <w:proofErr w:type="gramEnd"/>
+        <w:t>\Scripts\activate.bat</w:t>
+      </w:r>
     </w:p>
     <w:p>
       <w:pPr>
@@ -108,24 +250,18 @@
           <w:bCs/>
         </w:rPr>
       </w:pPr>
-      <w:proofErr w:type="spellStart"/>
-      <w:r>
-        <w:rPr>
-          <w:b/>
-          <w:bCs/>
-        </w:rPr>
-        <w:t>py</w:t>
-      </w:r>
-      <w:proofErr w:type="spellEnd"/>
-      <w:r>
-        <w:rPr>
-          <w:b/>
-          <w:bCs/>
-        </w:rPr>
-        <w:t xml:space="preserve"> -m </w:t>
-      </w:r>
-      <w:proofErr w:type="spellStart"/>
-      <w:proofErr w:type="gramStart"/>
+      <w:r>
+        <w:t>POWESHELL</w:t>
+      </w:r>
+    </w:p>
+    <w:p>
+      <w:pPr>
+        <w:pStyle w:val="PargrafodaLista"/>
+      </w:pPr>
+      <w:r>
+        <w:t>.</w:t>
+      </w:r>
+      <w:proofErr w:type="spellStart"/>
       <w:r>
         <w:rPr>
           <w:b/>
@@ -139,7 +275,31 @@
           <w:b/>
           <w:bCs/>
         </w:rPr>
-        <w:t xml:space="preserve"> .</w:t>
+        <w:t>\Scripts\Activate.ps1</w:t>
+      </w:r>
+    </w:p>
+    <w:p>
+      <w:r>
+        <w:t>Quando o ambiente estiver ativo,</w:t>
+      </w:r>
+      <w:r>
+        <w:t xml:space="preserve"> o terminal ficará com algo parecido com:</w:t>
+      </w:r>
+    </w:p>
+    <w:p>
+      <w:pPr>
+        <w:jc w:val="center"/>
+        <w:rPr>
+          <w:b/>
+          <w:bCs/>
+        </w:rPr>
+      </w:pPr>
+      <w:r>
+        <w:rPr>
+          <w:b/>
+          <w:bCs/>
+        </w:rPr>
+        <w:t>(.</w:t>
       </w:r>
       <w:proofErr w:type="spellStart"/>
       <w:r>
@@ -150,15 +310,29 @@
         <w:t>venv</w:t>
       </w:r>
       <w:proofErr w:type="spellEnd"/>
-      <w:proofErr w:type="gramEnd"/>
-    </w:p>
-    <w:p>
-      <w:pPr>
-        <w:rPr>
-          <w:b/>
-          <w:bCs/>
-        </w:rPr>
-      </w:pPr>
+      <w:r>
+        <w:rPr>
+          <w:b/>
+          <w:bCs/>
+        </w:rPr>
+        <w:t>) C:\Projetos\MeuProjeto&gt;</w:t>
+      </w:r>
+    </w:p>
+    <w:p>
+      <w:r>
+        <w:t>O (.</w:t>
+      </w:r>
+      <w:proofErr w:type="spellStart"/>
+      <w:r>
+        <w:t>venv</w:t>
+      </w:r>
+      <w:proofErr w:type="spellEnd"/>
+      <w:r>
+        <w:t>) indica que tudo que for instalado</w:t>
+      </w:r>
+      <w:r>
+        <w:t xml:space="preserve"> ficará somente o ambiente do projeto</w:t>
+      </w:r>
     </w:p>
     <w:p>
       <w:pPr>
@@ -174,149 +348,6 @@
           <w:iCs/>
           <w:u w:val="single"/>
         </w:rPr>
-        <w:t>ATIVAR O AMBIENTE VIRTUAL</w:t>
-      </w:r>
-    </w:p>
-    <w:p>
-      <w:r>
-        <w:t>Após criar, é necessário ativar o ambiente:</w:t>
-      </w:r>
-    </w:p>
-    <w:p>
-      <w:pPr>
-        <w:pStyle w:val="PargrafodaLista"/>
-        <w:numPr>
-          <w:ilvl w:val="0"/>
-          <w:numId w:val="1"/>
-        </w:numPr>
-        <w:rPr>
-          <w:b/>
-          <w:bCs/>
-        </w:rPr>
-      </w:pPr>
-      <w:r>
-        <w:rPr>
-          <w:b/>
-          <w:bCs/>
-        </w:rPr>
-        <w:t>.</w:t>
-      </w:r>
-      <w:proofErr w:type="spellStart"/>
-      <w:r>
-        <w:rPr>
-          <w:b/>
-          <w:bCs/>
-        </w:rPr>
-        <w:t>venv</w:t>
-      </w:r>
-      <w:proofErr w:type="spellEnd"/>
-      <w:r>
-        <w:rPr>
-          <w:b/>
-          <w:bCs/>
-        </w:rPr>
-        <w:t>\Scripts\activate.bat</w:t>
-      </w:r>
-    </w:p>
-    <w:p>
-      <w:pPr>
-        <w:pStyle w:val="PargrafodaLista"/>
-        <w:numPr>
-          <w:ilvl w:val="0"/>
-          <w:numId w:val="1"/>
-        </w:numPr>
-      </w:pPr>
-      <w:r>
-        <w:t>.</w:t>
-      </w:r>
-      <w:proofErr w:type="spellStart"/>
-      <w:r>
-        <w:rPr>
-          <w:b/>
-          <w:bCs/>
-        </w:rPr>
-        <w:t>venv</w:t>
-      </w:r>
-      <w:proofErr w:type="spellEnd"/>
-      <w:r>
-        <w:rPr>
-          <w:b/>
-          <w:bCs/>
-        </w:rPr>
-        <w:t>\Scripts\Activate.ps1</w:t>
-      </w:r>
-    </w:p>
-    <w:p>
-      <w:r>
-        <w:t>Quando o ambiente estiver ativo,</w:t>
-      </w:r>
-      <w:r>
-        <w:t xml:space="preserve"> o terminal ficará com algo parecido com:</w:t>
-      </w:r>
-    </w:p>
-    <w:p>
-      <w:pPr>
-        <w:jc w:val="center"/>
-        <w:rPr>
-          <w:b/>
-          <w:bCs/>
-        </w:rPr>
-      </w:pPr>
-      <w:r>
-        <w:rPr>
-          <w:b/>
-          <w:bCs/>
-        </w:rPr>
-        <w:t>(.</w:t>
-      </w:r>
-      <w:proofErr w:type="spellStart"/>
-      <w:r>
-        <w:rPr>
-          <w:b/>
-          <w:bCs/>
-        </w:rPr>
-        <w:t>venv</w:t>
-      </w:r>
-      <w:proofErr w:type="spellEnd"/>
-      <w:r>
-        <w:rPr>
-          <w:b/>
-          <w:bCs/>
-        </w:rPr>
-        <w:t>) C:\Projetos\MeuProjeto&gt;</w:t>
-      </w:r>
-    </w:p>
-    <w:p>
-      <w:r>
-        <w:t>O (.</w:t>
-      </w:r>
-      <w:proofErr w:type="spellStart"/>
-      <w:r>
-        <w:t>venv</w:t>
-      </w:r>
-      <w:proofErr w:type="spellEnd"/>
-      <w:r>
-        <w:t>) indica que tudo que for instalado</w:t>
-      </w:r>
-      <w:r>
-        <w:t xml:space="preserve"> ficará somente o ambiente do projeto</w:t>
-      </w:r>
-    </w:p>
-    <w:p/>
-    <w:p>
-      <w:pPr>
-        <w:rPr>
-          <w:i/>
-          <w:iCs/>
-          <w:u w:val="single"/>
-        </w:rPr>
-      </w:pPr>
-      <w:r>
-        <w:rPr>
-          <w:i/>
-          <w:iCs/>
-          <w:u w:val="single"/>
-        </w:rPr>
         <w:t>ERRO</w:t>
       </w:r>
     </w:p>
@@ -495,6 +526,7 @@
     <w:p/>
     <w:p>
       <w:r>
+        <w:lastRenderedPageBreak/>
         <w:t>OPÇÃO 2: Alterar Política de Usuário Sessão</w:t>
       </w:r>
       <w:r>
@@ -551,7 +583,6 @@
         <w:rPr>
           <w:lang w:val="en-US"/>
         </w:rPr>
-        <w:lastRenderedPageBreak/>
         <w:t xml:space="preserve">Execute </w:t>
       </w:r>
       <w:r>
@@ -601,7 +632,6 @@
         <w:t>, tudo volta ao padrão.</w:t>
       </w:r>
     </w:p>
-    <w:p/>
     <w:p>
       <w:r>
         <w:t>OPÇÃO 3:</w:t>
@@ -672,37 +702,36 @@
     </w:p>
     <w:p>
       <w:pPr>
-        <w:rPr>
-          <w:lang w:val="en-US"/>
-        </w:rPr>
-      </w:pPr>
-    </w:p>
-    <w:p>
-      <w:pPr>
-        <w:rPr>
-          <w:i/>
-          <w:iCs/>
+        <w:jc w:val="center"/>
+        <w:rPr>
+          <w:b/>
+          <w:bCs/>
+          <w:lang w:val="en-US"/>
+        </w:rPr>
+      </w:pPr>
+    </w:p>
+    <w:p>
+      <w:pPr>
+        <w:jc w:val="center"/>
+        <w:rPr>
+          <w:b/>
+          <w:bCs/>
+          <w:sz w:val="32"/>
+          <w:szCs w:val="32"/>
           <w:u w:val="single"/>
           <w:lang w:val="en-US"/>
         </w:rPr>
       </w:pPr>
       <w:r>
         <w:rPr>
-          <w:i/>
-          <w:iCs/>
+          <w:b/>
+          <w:bCs/>
+          <w:sz w:val="32"/>
+          <w:szCs w:val="32"/>
           <w:u w:val="single"/>
           <w:lang w:val="en-US"/>
         </w:rPr>
-        <w:t>REQUI</w:t>
-      </w:r>
-      <w:r>
-        <w:rPr>
-          <w:i/>
-          <w:iCs/>
-          <w:u w:val="single"/>
-          <w:lang w:val="en-US"/>
-        </w:rPr>
-        <w:t>REMENTS.TXT</w:t>
+        <w:t>REQUIREMENTS.TXT</w:t>
       </w:r>
     </w:p>
     <w:p>
@@ -880,7 +909,7 @@
 </file>
 
 <file path=word/numbering.xml><?xml version="1.0" encoding="utf-8"?>
-<w:numbering xmlns:wpc="http://schemas.microsoft.com/office/word/2010/wordprocessingCanvas" xmlns:cx="http://schemas.microsoft.com/office/drawing/2014/chartex" xmlns:cx1="http://schemas.microsoft.com/office/drawing/2015/9/8/chartex" xmlns:cx2="http://schemas.microsoft.com/office/drawing/2015/10/21/chartex" xmlns:cx3="http://schemas.microsoft.com/office/drawing/2016/5/9/chartex" xmlns:cx4="http://schemas.microsoft.com/office/drawing/2016/5/10/chartex" xmlns:cx5="http://schemas.microsoft.com/office/drawing/2016/5/11/chartex" xmlns:cx6="http://schemas.microsoft.com/office/drawing/2016/5/12/chartex" xmlns:cx7="http://schemas.microsoft.com/office/drawing/2016/5/13/chartex" xmlns:cx8="http://schemas.microsoft.com/office/drawing/2016/5/14/chartex" xmlns:mc="http://schemas.openxmlformats.org/markup-compatibility/2006" xmlns:aink="http://schemas.microsoft.com/office/drawing/2016/ink" xmlns:am3d="http://schemas.microsoft.com/office/drawing/2017/model3d" xmlns:o="urn:schemas-microsoft-com:office:office" xmlns:oel="http://schemas.microsoft.com/office/2019/extlst" xmlns:r="http://schemas.openxmlformats.org/officeDocument/2006/relationships" xmlns:m="http://schemas.openxmlformats.org/officeDocument/2006/math" xmlns:v="urn:schemas-microsoft-com:vml" xmlns:wp14="http://schemas.microsoft.com/office/word/2010/wordprocessingDrawing" xmlns:wp="http://schemas.openxmlformats.org/drawingml/2006/wordprocessingDrawing" xmlns:w10="urn:schemas-microsoft-com:office:word" xmlns:w="http://schemas.openxmlformats.org/wordprocessingml/2006/main" xmlns:w14="http://schemas.microsoft.com/office/word/2010/wordml" xmlns:w15="http://schemas.microsoft.com/office/word/2012/wordml" xmlns:w16cei="http://schemas.microsoft.com/office/word/2026/wordml/cei" xmlns:w16cex="http://schemas.microsoft.com/office/word/2018/wordml/cex" xmlns:w16cid="http://schemas.microsoft.com/office/word/2016/wordml/cid" xmlns:w16="http://schemas.microsoft.com/office/word/2018/wordml" xmlns:w16du="http://schemas.microsoft.com/office/word/2023/wordml/word16du" xmlns:w16sdtdh="http://schemas.microsoft.com/office/word/2020/wordml/sdtdatahash" xmlns:w16sdtfl="http://schemas.microsoft.com/office/word/2024/wordml/sdtformatlock" xmlns:w16se="http://schemas.microsoft.com/office/word/2015/wordml/symex" xmlns:wpg="http://schemas.microsoft.com/office/word/2010/wordprocessingGroup" xmlns:wpi="http://schemas.microsoft.com/office/word/2010/wordprocessingInk" xmlns:wne="http://schemas.microsoft.com/office/word/2006/wordml" xmlns:wps="http://schemas.microsoft.com/office/word/2010/wordprocessingShape" mc:Ignorable="w14 w15 w16se w16cid w16 w16cex w16sdtdh w16sdtfl w16du wp14">
+<w:numbering xmlns:wpc="http://schemas.microsoft.com/office/word/2010/wordprocessingCanvas" xmlns:cx="http://schemas.microsoft.com/office/drawing/2014/chartex" xmlns:cx1="http://schemas.microsoft.com/office/drawing/2015/9/8/chartex" xmlns:cx2="http://schemas.microsoft.com/office/drawing/2015/10/21/chartex" xmlns:cx3="http://schemas.microsoft.com/office/drawing/2016/5/9/chartex" xmlns:cx4="http://schemas.microsoft.com/office/drawing/2016/5/10/chartex" xmlns:cx5="http://schemas.microsoft.com/office/drawing/2016/5/11/chartex" xmlns:cx6="http://schemas.microsoft.com/office/drawing/2016/5/12/chartex" xmlns:cx7="http://schemas.microsoft.com/office/drawing/2016/5/13/chartex" xmlns:cx8="http://schemas.microsoft.com/office/drawing/2016/5/14/chartex" xmlns:mc="http://schemas.openxmlformats.org/markup-compatibility/2006" xmlns:aink="http://schemas.microsoft.com/office/drawing/2016/ink" xmlns:am3d="http://schemas.microsoft.com/office/drawing/2017/model3d" xmlns:o="urn:schemas-microsoft-com:office:office" xmlns:oel="http://schemas.microsoft.com/office/2019/extlst" xmlns:r="http://schemas.openxmlformats.org/officeDocument/2006/relationships" xmlns:m="http://schemas.openxmlformats.org/officeDocument/2006/math" xmlns:v="urn:schemas-microsoft-com:vml" xmlns:wp14="http://schemas.microsoft.com/office/word/2010/wordprocessingDrawing" xmlns:wp="http://schemas.openxmlformats.org/drawingml/2006/wordprocessingDrawing" xmlns:w10="urn:schemas-microsoft-com:office:word" xmlns:w="http://schemas.openxmlformats.org/wordprocessingml/2006/main" xmlns:w14="http://schemas.microsoft.com/office/word/2010/wordml" xmlns:w15="http://schemas.microsoft.com/office/word/2012/wordml" xmlns:w16cex="http://schemas.microsoft.com/office/word/2018/wordml/cex" xmlns:w16cid="http://schemas.microsoft.com/office/word/2016/wordml/cid" xmlns:w16="http://schemas.microsoft.com/office/word/2018/wordml" xmlns:w16du="http://schemas.microsoft.com/office/word/2023/wordml/word16du" xmlns:w16sdtdh="http://schemas.microsoft.com/office/word/2020/wordml/sdtdatahash" xmlns:w16sdtfl="http://schemas.microsoft.com/office/word/2024/wordml/sdtformatlock" xmlns:w16se="http://schemas.microsoft.com/office/word/2015/wordml/symex" xmlns:wpg="http://schemas.microsoft.com/office/word/2010/wordprocessingGroup" xmlns:wpi="http://schemas.microsoft.com/office/word/2010/wordprocessingInk" xmlns:wne="http://schemas.microsoft.com/office/word/2006/wordml" xmlns:wps="http://schemas.microsoft.com/office/word/2010/wordprocessingShape" mc:Ignorable="w14 w15 w16se w16cid w16 w16cex w16sdtdh w16sdtfl w16du wp14">
   <w:abstractNum w:abstractNumId="0" w15:restartNumberingAfterBreak="0">
     <w:nsid w:val="5BCD0DC1"/>
     <w:multiLevelType w:val="hybridMultilevel"/>
